--- a/preprint/06-temporal-closure-requirements/Paper6_Temporal_Closure_v1.0.docx
+++ b/preprint/06-temporal-closure-requirements/Paper6_Temporal_Closure_v1.0.docx
@@ -2193,39 +2193,39 @@
         <w:pStyle w:val="BodyText"/>
       </w:pPr>
       <w:r>
-        <w:t xml:space="preserve">[1] Beck, J. (2024a). The Coherence Criterion: Spectral Stability Conditions for Hierarchical Systems. Zenodo. https://doi.org/10.5281/zenodo.17726789</w:t>
-      </w:r>
-    </w:p>
-    <w:p>
-      <w:pPr>
-        <w:pStyle w:val="BodyText"/>
-      </w:pPr>
-      <w:r>
-        <w:t xml:space="preserve">[2] Beck, J. (2024b). The Second Law of Organizations: Entropic Dynamics in Multi-Timescale Systems. Zenodo. https://doi.org/10.5281/zenodo.17726889</w:t>
-      </w:r>
-    </w:p>
-    <w:p>
-      <w:pPr>
-        <w:pStyle w:val="BodyText"/>
-      </w:pPr>
-      <w:r>
-        <w:t xml:space="preserve">[3] Beck, J. (2024c). Control Laws for Hierarchical Kinetics: Design Principles and Intervention Strategies. Zenodo. https://doi.org/10.5281/zenodo.17727144</w:t>
-      </w:r>
-    </w:p>
-    <w:p>
-      <w:pPr>
-        <w:pStyle w:val="BodyText"/>
-      </w:pPr>
-      <w:r>
-        <w:t xml:space="preserve">[4] Beck, J. (2024d). Scalar Reward Collapse: General Theorem for Degenerate Feedback Architectures. Zenodo. https://doi.org/10.5281/zenodo.17791872</w:t>
-      </w:r>
-    </w:p>
-    <w:p>
-      <w:pPr>
-        <w:pStyle w:val="BodyText"/>
-      </w:pPr>
-      <w:r>
-        <w:t xml:space="preserve">[5] Beck, J. (2024e). Eigenstructure Collapse in Social Platforms: Temporal Pathologies of Metric-Coupled Recommendation Systems. Zenodo. https://doi.org/10.5281/zenodo.17803843</w:t>
+        <w:t xml:space="preserve">[1] Beck, J. (2025a). The Coherence Criterion: A Unified Framework for Stability in Hierarchical Systems. Zenodo. https://doi.org/10.5281/zenodo.17726789</w:t>
+      </w:r>
+    </w:p>
+    <w:p>
+      <w:pPr>
+        <w:pStyle w:val="BodyText"/>
+      </w:pPr>
+      <w:r>
+        <w:t xml:space="preserve">[2] Beck, J. (2025b). The Second Law of Organizations: How Temporal Lag Drives Irreversible Institutional Decay. Zenodo. https://doi.org/10.5281/zenodo.17726889</w:t>
+      </w:r>
+    </w:p>
+    <w:p>
+      <w:pPr>
+        <w:pStyle w:val="BodyText"/>
+      </w:pPr>
+      <w:r>
+        <w:t xml:space="preserve">[3] Beck, J. (2025c). Control Laws for Hierarchical Kinetics: Design Principles and Intervention Strategies for Multi-Timescale Systems. Zenodo. https://doi.org/10.5281/zenodo.17727144</w:t>
+      </w:r>
+    </w:p>
+    <w:p>
+      <w:pPr>
+        <w:pStyle w:val="BodyText"/>
+      </w:pPr>
+      <w:r>
+        <w:t xml:space="preserve">[4] Beck, J. (2025d). Scalar Reward Collapse: A General Theory of Eigenstructure Evaporation in Closed-Loop Systems. Zenodo. https://doi.org/10.5281/zenodo.17791872</w:t>
+      </w:r>
+    </w:p>
+    <w:p>
+      <w:pPr>
+        <w:pStyle w:val="BodyText"/>
+      </w:pPr>
+      <w:r>
+        <w:t xml:space="preserve">[5] Beck, J. (2025e). Eigenstructure Collapse in Social Media Platforms: An Application of Scalar Reward Dynamics Theory. Zenodo. https://doi.org/10.5281/zenodo.17803843</w:t>
       </w:r>
     </w:p>
     <w:p>
